--- a/ML_System_Design/ML_SD_M17_Case_Studies.docx
+++ b/ML_System_Design/ML_SD_M17_Case_Studies.docx
@@ -828,7 +828,7 @@
       <w:r>
         <w:drawing>
           <wp:inline>
-            <wp:extent cx="5334000" cy="2750170"/>
+            <wp:extent cx="5727700" cy="2953159"/>
             <wp:effectExtent b="0" l="0" r="0" t="0"/>
             <wp:docPr descr="The master ML system funnel: raw events and a large candidate pool flow through retrieval, then ranking, then re-ranking and business rules, into a small final result shown to the user; user feedback is logged and loops back to training. The seven framework steps (clarify, frame, metrics, data/features, model, serving, monitoring) are labelled around the funnel." title="" id="10" name="Picture"/>
             <a:graphic>
@@ -849,7 +849,7 @@
                   <pic:spPr bwMode="auto">
                     <a:xfrm>
                       <a:off x="0" y="0"/>
-                      <a:ext cx="5334000" cy="2750170"/>
+                      <a:ext cx="5727700" cy="2953159"/>
                     </a:xfrm>
                     <a:prstGeom prst="rect">
                       <a:avLst/>
@@ -1312,7 +1312,7 @@
       <w:r>
         <w:drawing>
           <wp:inline>
-            <wp:extent cx="5334000" cy="2592094"/>
+            <wp:extent cx="5727700" cy="2783415"/>
             <wp:effectExtent b="0" l="0" r="0" t="0"/>
             <wp:docPr descr="YouTube recommendation architecture: user request enters a candidate generation stage (two-tower retrieval with ANN over billions of videos plus recent/subscribed/trending sources) producing a few hundred candidates, then a heavy deep ranking model scores them using user, video, and context features, then a re-ranking layer applies diversity and freshness and business rules, returning about 20 videos; watch and click events are logged back to training." title="" id="15" name="Picture"/>
             <a:graphic>
@@ -1333,7 +1333,7 @@
                   <pic:spPr bwMode="auto">
                     <a:xfrm>
                       <a:off x="0" y="0"/>
-                      <a:ext cx="5334000" cy="2592094"/>
+                      <a:ext cx="5727700" cy="2783415"/>
                     </a:xfrm>
                     <a:prstGeom prst="rect">
                       <a:avLst/>
@@ -2409,7 +2409,7 @@
       <w:r>
         <w:drawing>
           <wp:inline>
-            <wp:extent cx="5334000" cy="2750170"/>
+            <wp:extent cx="5727700" cy="2953159"/>
             <wp:effectExtent b="0" l="0" r="0" t="0"/>
             <wp:docPr descr="Facebook/Instagram feed ranking architecture: candidate posts are gathered from friends, followed accounts, groups, and recommended sources (inventory), a multi-task ranking model predicts probabilities of several actions (like, comment, share, hide, dwell) for each post, these are combined via a weighted value model into a single score, then integrity demotions and diversity rules re-rank the list before the final feed is shown; all interactions are logged back." title="" id="26" name="Picture"/>
             <a:graphic>
@@ -2430,7 +2430,7 @@
                   <pic:spPr bwMode="auto">
                     <a:xfrm>
                       <a:off x="0" y="0"/>
-                      <a:ext cx="5334000" cy="2750170"/>
+                      <a:ext cx="5727700" cy="2953159"/>
                     </a:xfrm>
                     <a:prstGeom prst="rect">
                       <a:avLst/>
@@ -3200,7 +3200,7 @@
       <w:r>
         <w:drawing>
           <wp:inline>
-            <wp:extent cx="5334000" cy="2750170"/>
+            <wp:extent cx="5727700" cy="2953159"/>
             <wp:effectExtent b="0" l="0" r="0" t="0"/>
             <wp:docPr descr="Ad CTR prediction and auction architecture: a page/query request retrieves eligible ads, a fast CTR model predicts a well-calibrated click probability (pCTR) for each ad using user, ad, advertiser, and context features (heavy on embeddings for high-cardinality IDs), the auction ranks ads by bid times pCTR (expected value), the winning ads are shown, and click/no-click labels flow back with a delay to retrain the model." title="" id="37" name="Picture"/>
             <a:graphic>
@@ -3221,7 +3221,7 @@
                   <pic:spPr bwMode="auto">
                     <a:xfrm>
                       <a:off x="0" y="0"/>
-                      <a:ext cx="5334000" cy="2750170"/>
+                      <a:ext cx="5727700" cy="2953159"/>
                     </a:xfrm>
                     <a:prstGeom prst="rect">
                       <a:avLst/>
@@ -4038,7 +4038,7 @@
       <w:r>
         <w:drawing>
           <wp:inline>
-            <wp:extent cx="5334000" cy="2590402"/>
+            <wp:extent cx="5727700" cy="2781598"/>
             <wp:effectExtent b="0" l="0" r="0" t="0"/>
             <wp:docPr descr="Fraud detection architecture: an incoming transaction is enriched with real-time streaming features (velocity counts, aggregates over recent windows) and historical user/merchant features, scored by a gradient-boosted-tree/ensemble model that outputs a fraud probability, then a decision layer applies thresholds and business rules to approve, decline, or send to step-up verification or a human review queue; confirmed-fraud and chargeback labels return with a long delay to retrain." title="" id="48" name="Picture"/>
             <a:graphic>
@@ -4059,7 +4059,7 @@
                   <pic:spPr bwMode="auto">
                     <a:xfrm>
                       <a:off x="0" y="0"/>
-                      <a:ext cx="5334000" cy="2590402"/>
+                      <a:ext cx="5727700" cy="2781598"/>
                     </a:xfrm>
                     <a:prstGeom prst="rect">
                       <a:avLst/>
@@ -4818,7 +4818,7 @@
       <w:r>
         <w:drawing>
           <wp:inline>
-            <wp:extent cx="5334000" cy="2750170"/>
+            <wp:extent cx="5727700" cy="2953159"/>
             <wp:effectExtent b="0" l="0" r="0" t="0"/>
             <wp:docPr descr="ETA prediction architecture: a request (origin, destination, time) is combined with a routing engine’s base travel time, real-time features (current traffic, weather, driver supply/demand, restaurant prep-time signals) and historical segment speeds, fed to a gradient-boosted / neural regression model that predicts total ETA (and its components); the prediction is shown to the user and used for dispatch, and actual delivery times flow back as labels for retraining." title="" id="59" name="Picture"/>
             <a:graphic>
@@ -4839,7 +4839,7 @@
                   <pic:spPr bwMode="auto">
                     <a:xfrm>
                       <a:off x="0" y="0"/>
-                      <a:ext cx="5334000" cy="2750170"/>
+                      <a:ext cx="5727700" cy="2953159"/>
                     </a:xfrm>
                     <a:prstGeom prst="rect">
                       <a:avLst/>
@@ -5594,7 +5594,7 @@
       <w:r>
         <w:drawing>
           <wp:inline>
-            <wp:extent cx="5334000" cy="2725615"/>
+            <wp:extent cx="5727700" cy="2926791"/>
             <wp:effectExtent b="0" l="0" r="0" t="0"/>
             <wp:docPr descr="Web search ranking funnel: a user query is processed (tokenised, spell-corrected, expanded, embedded), then two retrieval paths run in parallel over billions of documents — a lexical inverted-index (BM25) path and a dense embedding + ANN path — producing a candidate set of a few thousand; a lightweight pre-ranker cuts to a few hundred; a heavy learning-to-rank / cross-encoder model produces the final order; a re-ranking layer applies freshness, diversity and policy before showing ten results; clicks and dwell feed back." title="" id="70" name="Picture"/>
             <a:graphic>
@@ -5615,7 +5615,7 @@
                   <pic:spPr bwMode="auto">
                     <a:xfrm>
                       <a:off x="0" y="0"/>
-                      <a:ext cx="5334000" cy="2725615"/>
+                      <a:ext cx="5727700" cy="2926791"/>
                     </a:xfrm>
                     <a:prstGeom prst="rect">
                       <a:avLst/>
@@ -6469,7 +6469,7 @@
       <w:r>
         <w:drawing>
           <wp:inline>
-            <wp:extent cx="5334000" cy="2573603"/>
+            <wp:extent cx="5727700" cy="2763559"/>
             <wp:effectExtent b="0" l="0" r="0" t="0"/>
             <wp:docPr descr="Enterprise RAG architecture: offline ingestion chunks and embeds internal documents into a vector database with access-control metadata; at query time the user question is embedded and used for hybrid retrieval (vector ANN plus keyword) filtered by the user’s permissions, top chunks are re-ranked, then a prompt (question plus retrieved context plus citations) is sent to an LLM which generates a grounded answer with source links; feedback (thumbs up/down, cited-source clicks) is logged for evaluation and improvement." title="" id="81" name="Picture"/>
             <a:graphic>
@@ -6490,7 +6490,7 @@
                   <pic:spPr bwMode="auto">
                     <a:xfrm>
                       <a:off x="0" y="0"/>
-                      <a:ext cx="5334000" cy="2573603"/>
+                      <a:ext cx="5727700" cy="2763559"/>
                     </a:xfrm>
                     <a:prstGeom prst="rect">
                       <a:avLst/>
@@ -7419,7 +7419,7 @@
       <w:r>
         <w:drawing>
           <wp:inline>
-            <wp:extent cx="5334000" cy="2750170"/>
+            <wp:extent cx="5727700" cy="2953159"/>
             <wp:effectExtent b="0" l="0" r="0" t="0"/>
             <wp:docPr descr="A grid introducing six more case studies — Airbnb search / similar listings, spam and harmful-content detection, e-commerce “customers also bought”, People-You-May-Know, autocomplete / typeahead, and multimodal recommendation &amp; search — each shown as a small card with its core ML framing." title="" id="92" name="Picture"/>
             <a:graphic>
@@ -7440,7 +7440,7 @@
                   <pic:spPr bwMode="auto">
                     <a:xfrm>
                       <a:off x="0" y="0"/>
-                      <a:ext cx="5334000" cy="2750170"/>
+                      <a:ext cx="5727700" cy="2953159"/>
                     </a:xfrm>
                     <a:prstGeom prst="rect">
                       <a:avLst/>
@@ -8422,7 +8422,7 @@
       <w:r>
         <w:drawing>
           <wp:inline>
-            <wp:extent cx="5334000" cy="2750170"/>
+            <wp:extent cx="5727700" cy="2953159"/>
             <wp:effectExtent b="0" l="0" r="0" t="0"/>
             <wp:docPr descr="Case-study pattern cheat sheet: a table mapping problem type to canonical pattern — recommendation/feed to two-stage retrieval+ranking funnel; search/RAG to multi-stage retrieval then rank then (generate); CTR/ads to calibrated classification feeding an auction; fraud/spam to imbalanced classification plus rules with an adversary; ETA to regression with asymmetric/quantile loss; each row lists the key metric and the signature gotcha." title="" id="102" name="Picture"/>
             <a:graphic>
@@ -8443,7 +8443,7 @@
                   <pic:spPr bwMode="auto">
                     <a:xfrm>
                       <a:off x="0" y="0"/>
-                      <a:ext cx="5334000" cy="2750170"/>
+                      <a:ext cx="5727700" cy="2953159"/>
                     </a:xfrm>
                     <a:prstGeom prst="rect">
                       <a:avLst/>
@@ -12803,6 +12803,8 @@
       <w:footnotePr>
         <w:numRestart w:val="eachSect"/>
       </w:footnotePr>
+      <w:pgSz w:h="16838" w:w="11906"/>
+      <w:pgMar w:bottom="1440" w:footer="720" w:gutter="0" w:header="720" w:left="1440" w:right="1440" w:top="1440"/>
     </w:sectPr>
   </w:body>
 </w:document>
